--- a/userTesting/Energy Map.docx
+++ b/userTesting/Energy Map.docx
@@ -634,15 +634,7 @@
           <w:sz w:val="24"/>
           <w:szCs w:val="24"/>
         </w:rPr>
-        <w:t>additional attempts are made, an alert slides in from the side (might move too quickly, needs to be tested).</w:t>
-      </w:r>
-      <w:r>
-        <w:rPr>
-          <w:rFonts w:ascii="Lato" w:hAnsi="Lato" w:cs="Lato"/>
-          <w:sz w:val="24"/>
-          <w:szCs w:val="24"/>
-        </w:rPr>
-        <w:t xml:space="preserve"> Can the grey info icon be clicked (hovered if mouse is available) to show what GWh means (sort of). </w:t>
+        <w:t xml:space="preserve">additional attempts are made, an alert slides in from the side (might move too quickly, needs to be tested). Can the grey info icon be clicked (hovered if mouse is available) to show what GWh means (sort of). </w:t>
       </w:r>
       <w:r>
         <w:rPr>
@@ -679,12 +671,14 @@
           <w:numId w:val="1"/>
         </w:numPr>
         <w:rPr>
-          <w:sz w:val="24"/>
-          <w:szCs w:val="24"/>
-        </w:rPr>
-      </w:pPr>
-      <w:r>
-        <w:rPr>
+          <w:rFonts w:ascii="Lato" w:hAnsi="Lato" w:cs="Lato"/>
+          <w:sz w:val="24"/>
+          <w:szCs w:val="24"/>
+        </w:rPr>
+      </w:pPr>
+      <w:r>
+        <w:rPr>
+          <w:rFonts w:ascii="Lato" w:hAnsi="Lato" w:cs="Lato"/>
           <w:sz w:val="24"/>
           <w:szCs w:val="24"/>
         </w:rPr>
@@ -692,6 +686,7 @@
       </w:r>
       <w:r>
         <w:rPr>
+          <w:rFonts w:ascii="Lato" w:hAnsi="Lato" w:cs="Lato"/>
           <w:sz w:val="24"/>
           <w:szCs w:val="24"/>
         </w:rPr>
@@ -722,18 +717,1456 @@
           <w:sz w:val="24"/>
           <w:szCs w:val="24"/>
         </w:rPr>
-        <w:t>How said parts should be tested (user test plan)</w:t>
-      </w:r>
-      <w:r>
+        <w:t>How said parts should be tested (user test plan):</w:t>
+      </w:r>
+    </w:p>
+    <w:p>
+      <w:pPr>
+        <w:rPr>
+          <w:rFonts w:ascii="Lato" w:hAnsi="Lato" w:cs="Lato"/>
+          <w:sz w:val="24"/>
+          <w:szCs w:val="24"/>
+        </w:rPr>
+      </w:pPr>
+      <w:r>
+        <w:rPr>
+          <w:rFonts w:ascii="Lato" w:hAnsi="Lato" w:cs="Lato"/>
+          <w:sz w:val="24"/>
+          <w:szCs w:val="24"/>
+        </w:rPr>
+        <w:t xml:space="preserve">Since the user tests are aimed to be </w:t>
+      </w:r>
+      <w:r>
+        <w:rPr>
+          <w:rFonts w:ascii="Lato" w:hAnsi="Lato" w:cs="Lato"/>
+          <w:sz w:val="24"/>
+          <w:szCs w:val="24"/>
+        </w:rPr>
+        <w:t xml:space="preserve">conducted on the 54-inch touch displays in Visualisation Center C, it would, according to </w:t>
+      </w:r>
+      <w:r>
+        <w:rPr>
+          <w:rFonts w:ascii="Lato" w:hAnsi="Lato" w:cs="Lato"/>
+          <w:sz w:val="24"/>
+          <w:szCs w:val="24"/>
+        </w:rPr>
+        <w:t>Carpendale</w:t>
+      </w:r>
+      <w:r>
+        <w:rPr>
+          <w:rFonts w:ascii="Lato" w:hAnsi="Lato" w:cs="Lato"/>
+          <w:sz w:val="24"/>
+          <w:szCs w:val="24"/>
+        </w:rPr>
+        <w:t xml:space="preserve"> in </w:t>
+      </w:r>
+      <w:r>
+        <w:rPr>
+          <w:rFonts w:ascii="Lato" w:hAnsi="Lato" w:cs="Lato"/>
+          <w:i/>
+          <w:iCs/>
+          <w:sz w:val="24"/>
+          <w:szCs w:val="24"/>
+        </w:rPr>
+        <w:t>Evaluating Information Visualizations</w:t>
+      </w:r>
+      <w:r>
+        <w:rPr>
+          <w:rFonts w:ascii="Lato" w:hAnsi="Lato" w:cs="Lato"/>
+          <w:sz w:val="24"/>
+          <w:szCs w:val="24"/>
+        </w:rPr>
+        <w:t xml:space="preserve">, be suitable to perform the user tests as either </w:t>
+      </w:r>
+      <w:r>
+        <w:rPr>
+          <w:rFonts w:ascii="Lato" w:hAnsi="Lato" w:cs="Lato"/>
+          <w:i/>
+          <w:iCs/>
+          <w:sz w:val="24"/>
+          <w:szCs w:val="24"/>
+        </w:rPr>
+        <w:t>Field Studies</w:t>
+      </w:r>
+      <w:r>
+        <w:rPr>
+          <w:rFonts w:ascii="Lato" w:hAnsi="Lato" w:cs="Lato"/>
+          <w:sz w:val="24"/>
+          <w:szCs w:val="24"/>
+        </w:rPr>
+        <w:t xml:space="preserve"> or </w:t>
+      </w:r>
+      <w:r>
+        <w:rPr>
+          <w:rFonts w:ascii="Lato" w:hAnsi="Lato" w:cs="Lato"/>
+          <w:i/>
+          <w:iCs/>
+          <w:sz w:val="24"/>
+          <w:szCs w:val="24"/>
+        </w:rPr>
+        <w:t>Field Experiments</w:t>
+      </w:r>
+      <w:r>
+        <w:rPr>
+          <w:rFonts w:ascii="Lato" w:hAnsi="Lato" w:cs="Lato"/>
+          <w:sz w:val="24"/>
+          <w:szCs w:val="24"/>
+        </w:rPr>
+        <w:t xml:space="preserve"> (Carpendale, </w:t>
+      </w:r>
+      <w:r>
+        <w:rPr>
+          <w:rFonts w:ascii="Lato" w:hAnsi="Lato" w:cs="Lato"/>
+          <w:sz w:val="24"/>
+          <w:szCs w:val="24"/>
+        </w:rPr>
+        <w:t>2008</w:t>
+      </w:r>
+      <w:r>
+        <w:rPr>
+          <w:rFonts w:ascii="Lato" w:hAnsi="Lato" w:cs="Lato"/>
+          <w:sz w:val="24"/>
+          <w:szCs w:val="24"/>
+        </w:rPr>
+        <w:t xml:space="preserve">). </w:t>
+      </w:r>
+      <w:r>
+        <w:rPr>
+          <w:rFonts w:ascii="Lato" w:hAnsi="Lato" w:cs="Lato"/>
+          <w:sz w:val="24"/>
+          <w:szCs w:val="24"/>
+        </w:rPr>
+        <w:t>Both methodologies aim to</w:t>
+      </w:r>
+      <w:r>
+        <w:rPr>
+          <w:rFonts w:ascii="Lato" w:hAnsi="Lato" w:cs="Lato"/>
+          <w:sz w:val="24"/>
+          <w:szCs w:val="24"/>
+        </w:rPr>
+        <w:t xml:space="preserve"> be generally unobtrusive compared to </w:t>
+      </w:r>
+      <w:r>
+        <w:rPr>
+          <w:rFonts w:ascii="Lato" w:hAnsi="Lato" w:cs="Lato"/>
+          <w:i/>
+          <w:iCs/>
+          <w:sz w:val="24"/>
+          <w:szCs w:val="24"/>
+        </w:rPr>
+        <w:t xml:space="preserve">Laboratory Experiments </w:t>
+      </w:r>
+      <w:r>
+        <w:rPr>
+          <w:rFonts w:ascii="Lato" w:hAnsi="Lato" w:cs="Lato"/>
+          <w:sz w:val="24"/>
+          <w:szCs w:val="24"/>
+        </w:rPr>
+        <w:t xml:space="preserve">or </w:t>
+      </w:r>
+      <w:r>
+        <w:rPr>
+          <w:rFonts w:ascii="Lato" w:hAnsi="Lato" w:cs="Lato"/>
+          <w:i/>
+          <w:iCs/>
+          <w:sz w:val="24"/>
+          <w:szCs w:val="24"/>
+        </w:rPr>
+        <w:t>Sample Surveys</w:t>
+      </w:r>
+      <w:r>
+        <w:rPr>
+          <w:rFonts w:ascii="Lato" w:hAnsi="Lato" w:cs="Lato"/>
+          <w:sz w:val="24"/>
+          <w:szCs w:val="24"/>
+        </w:rPr>
+        <w:t xml:space="preserve"> for example (McGarth, 1995). </w:t>
+      </w:r>
+      <w:r>
+        <w:rPr>
+          <w:rFonts w:ascii="Lato" w:hAnsi="Lato" w:cs="Lato"/>
+          <w:sz w:val="24"/>
+          <w:szCs w:val="24"/>
+        </w:rPr>
+        <w:t xml:space="preserve">However, to ensure that the previously mentioned parts of the tool that should be tested, a </w:t>
+      </w:r>
+      <w:r>
+        <w:rPr>
+          <w:rFonts w:ascii="Lato" w:hAnsi="Lato" w:cs="Lato"/>
+          <w:i/>
+          <w:iCs/>
+          <w:sz w:val="24"/>
+          <w:szCs w:val="24"/>
+        </w:rPr>
+        <w:t>Field Experiment</w:t>
+      </w:r>
+      <w:r>
+        <w:rPr>
+          <w:rFonts w:ascii="Lato" w:hAnsi="Lato" w:cs="Lato"/>
+          <w:sz w:val="24"/>
+          <w:szCs w:val="24"/>
+        </w:rPr>
+        <w:t xml:space="preserve"> is more suitable compared to a </w:t>
+      </w:r>
+      <w:r>
+        <w:rPr>
+          <w:rFonts w:ascii="Lato" w:hAnsi="Lato" w:cs="Lato"/>
+          <w:i/>
+          <w:iCs/>
+          <w:sz w:val="24"/>
+          <w:szCs w:val="24"/>
+        </w:rPr>
+        <w:t>Field Study</w:t>
+      </w:r>
+      <w:r>
+        <w:rPr>
+          <w:rFonts w:ascii="Lato" w:hAnsi="Lato" w:cs="Lato"/>
+          <w:sz w:val="24"/>
+          <w:szCs w:val="24"/>
+        </w:rPr>
+        <w:t xml:space="preserve"> since it allows for the use of user tasks, which will be described in following paragraphs</w:t>
+      </w:r>
+      <w:r>
+        <w:rPr>
+          <w:rFonts w:ascii="Lato" w:hAnsi="Lato" w:cs="Lato"/>
+          <w:sz w:val="24"/>
+          <w:szCs w:val="24"/>
+        </w:rPr>
+        <w:t xml:space="preserve"> (Carpendale, 2008)</w:t>
+      </w:r>
+      <w:r>
+        <w:rPr>
+          <w:rFonts w:ascii="Lato" w:hAnsi="Lato" w:cs="Lato"/>
+          <w:sz w:val="24"/>
+          <w:szCs w:val="24"/>
+        </w:rPr>
+        <w:t>.</w:t>
+      </w:r>
+      <w:r>
+        <w:rPr>
+          <w:rFonts w:ascii="Lato" w:hAnsi="Lato" w:cs="Lato"/>
+          <w:sz w:val="24"/>
+          <w:szCs w:val="24"/>
+        </w:rPr>
+        <w:t xml:space="preserve"> This sacrifice of complete </w:t>
+      </w:r>
+      <w:r>
+        <w:rPr>
+          <w:rFonts w:ascii="Lato" w:hAnsi="Lato" w:cs="Lato"/>
+          <w:sz w:val="24"/>
+          <w:szCs w:val="24"/>
+        </w:rPr>
+        <w:t>unobtrusiveness</w:t>
+      </w:r>
+      <w:r>
+        <w:rPr>
+          <w:rFonts w:ascii="Lato" w:hAnsi="Lato" w:cs="Lato"/>
+          <w:sz w:val="24"/>
+          <w:szCs w:val="24"/>
+        </w:rPr>
+        <w:t xml:space="preserve"> aims to reveal possible faults in intended features within the tool.</w:t>
+      </w:r>
+    </w:p>
+    <w:p>
+      <w:pPr>
         <w:rPr>
           <w:rFonts w:ascii="Lato" w:hAnsi="Lato" w:cs="Lato"/>
           <w:color w:val="215E99" w:themeColor="text2" w:themeTint="BF"/>
           <w:sz w:val="24"/>
           <w:szCs w:val="24"/>
         </w:rPr>
-        <w:t>:</w:t>
-      </w:r>
-    </w:p>
+      </w:pPr>
+      <w:r>
+        <w:rPr>
+          <w:rFonts w:ascii="Lato" w:hAnsi="Lato" w:cs="Lato"/>
+          <w:color w:val="215E99" w:themeColor="text2" w:themeTint="BF"/>
+          <w:sz w:val="24"/>
+          <w:szCs w:val="24"/>
+        </w:rPr>
+        <w:t xml:space="preserve">Tasks: </w:t>
+      </w:r>
+    </w:p>
+    <w:p>
+      <w:pPr>
+        <w:pStyle w:val="Liststycke"/>
+        <w:numPr>
+          <w:ilvl w:val="0"/>
+          <w:numId w:val="2"/>
+        </w:numPr>
+        <w:rPr>
+          <w:rFonts w:ascii="Lato" w:hAnsi="Lato" w:cs="Lato"/>
+          <w:sz w:val="24"/>
+          <w:szCs w:val="24"/>
+        </w:rPr>
+      </w:pPr>
+      <w:r>
+        <w:rPr>
+          <w:rFonts w:ascii="Lato" w:hAnsi="Lato" w:cs="Lato"/>
+          <w:b/>
+          <w:bCs/>
+          <w:sz w:val="24"/>
+          <w:szCs w:val="24"/>
+        </w:rPr>
+        <w:t xml:space="preserve">General use of the tool: </w:t>
+      </w:r>
+      <w:r>
+        <w:rPr>
+          <w:rFonts w:ascii="Lato" w:hAnsi="Lato" w:cs="Lato"/>
+          <w:sz w:val="24"/>
+          <w:szCs w:val="24"/>
+        </w:rPr>
+        <w:t xml:space="preserve">Instruct the </w:t>
+      </w:r>
+      <w:r>
+        <w:rPr>
+          <w:rFonts w:ascii="Lato" w:hAnsi="Lato" w:cs="Lato"/>
+          <w:sz w:val="24"/>
+          <w:szCs w:val="24"/>
+        </w:rPr>
+        <w:t>test participant</w:t>
+      </w:r>
+      <w:r>
+        <w:rPr>
+          <w:rFonts w:ascii="Lato" w:hAnsi="Lato" w:cs="Lato"/>
+          <w:sz w:val="24"/>
+          <w:szCs w:val="24"/>
+        </w:rPr>
+        <w:t xml:space="preserve"> to follow the instructions present in the </w:t>
+      </w:r>
+      <w:r>
+        <w:rPr>
+          <w:rFonts w:ascii="Lato" w:hAnsi="Lato" w:cs="Lato"/>
+          <w:sz w:val="24"/>
+          <w:szCs w:val="24"/>
+        </w:rPr>
+        <w:t>side panel pages. If necessary, tell them that they can click on the icons on the bottom of the page to change the displayed page. If most test participants need this hint, there is a possibility that the visual indicator (highlighted icon for current page) is not enough information to allow for navigation.</w:t>
+      </w:r>
+    </w:p>
+    <w:p>
+      <w:pPr>
+        <w:ind w:left="720"/>
+        <w:rPr>
+          <w:rFonts w:ascii="Lato" w:hAnsi="Lato" w:cs="Lato"/>
+          <w:sz w:val="24"/>
+          <w:szCs w:val="24"/>
+        </w:rPr>
+      </w:pPr>
+      <w:r>
+        <w:rPr>
+          <w:rFonts w:ascii="Lato" w:hAnsi="Lato" w:cs="Lato"/>
+          <w:sz w:val="24"/>
+          <w:szCs w:val="24"/>
+        </w:rPr>
+        <w:t>Given the instructions present in the pages, most features of the tool will be explored during this task</w:t>
+      </w:r>
+      <w:r>
+        <w:rPr>
+          <w:rFonts w:ascii="Lato" w:hAnsi="Lato" w:cs="Lato"/>
+          <w:sz w:val="24"/>
+          <w:szCs w:val="24"/>
+        </w:rPr>
+        <w:t xml:space="preserve">. As mentioned previously, readability will be largely evaluated within the side panel. To ensure that data is collected </w:t>
+      </w:r>
+      <w:r>
+        <w:rPr>
+          <w:rFonts w:ascii="Lato" w:hAnsi="Lato" w:cs="Lato"/>
+          <w:sz w:val="24"/>
+          <w:szCs w:val="24"/>
+        </w:rPr>
+        <w:t>regarding</w:t>
+      </w:r>
+      <w:r>
+        <w:rPr>
+          <w:rFonts w:ascii="Lato" w:hAnsi="Lato" w:cs="Lato"/>
+          <w:sz w:val="24"/>
+          <w:szCs w:val="24"/>
+        </w:rPr>
+        <w:t xml:space="preserve"> this, the moderator </w:t>
+      </w:r>
+      <w:r>
+        <w:rPr>
+          <w:rFonts w:ascii="Lato" w:hAnsi="Lato" w:cs="Lato"/>
+          <w:i/>
+          <w:iCs/>
+          <w:sz w:val="24"/>
+          <w:szCs w:val="24"/>
+        </w:rPr>
+        <w:t>should</w:t>
+      </w:r>
+      <w:r>
+        <w:rPr>
+          <w:rFonts w:ascii="Lato" w:hAnsi="Lato" w:cs="Lato"/>
+          <w:sz w:val="24"/>
+          <w:szCs w:val="24"/>
+        </w:rPr>
+        <w:t xml:space="preserve"> ask the test participants if they can read and understand the text present for each set of instructions.</w:t>
+      </w:r>
+      <w:r>
+        <w:rPr>
+          <w:rFonts w:ascii="Lato" w:hAnsi="Lato" w:cs="Lato"/>
+          <w:sz w:val="24"/>
+          <w:szCs w:val="24"/>
+        </w:rPr>
+        <w:t xml:space="preserve"> Additionally, encourage that the test participants describe their actions and thought processes during the test, ensuring to write it down for qualitative data.</w:t>
+      </w:r>
+    </w:p>
+    <w:p>
+      <w:pPr>
+        <w:pStyle w:val="Liststycke"/>
+        <w:numPr>
+          <w:ilvl w:val="0"/>
+          <w:numId w:val="2"/>
+        </w:numPr>
+        <w:rPr>
+          <w:rFonts w:ascii="Lato" w:hAnsi="Lato" w:cs="Lato"/>
+          <w:sz w:val="24"/>
+          <w:szCs w:val="24"/>
+        </w:rPr>
+      </w:pPr>
+      <w:r>
+        <w:rPr>
+          <w:rFonts w:ascii="Lato" w:hAnsi="Lato" w:cs="Lato"/>
+          <w:b/>
+          <w:bCs/>
+          <w:sz w:val="24"/>
+          <w:szCs w:val="24"/>
+        </w:rPr>
+        <w:t xml:space="preserve">Filtering panel functionality: </w:t>
+      </w:r>
+      <w:r>
+        <w:rPr>
+          <w:rFonts w:ascii="Lato" w:hAnsi="Lato" w:cs="Lato"/>
+          <w:sz w:val="24"/>
+          <w:szCs w:val="24"/>
+        </w:rPr>
+        <w:t xml:space="preserve">Instruct the test participant to use the panel in the </w:t>
+      </w:r>
+      <w:r>
+        <w:rPr>
+          <w:rFonts w:ascii="Lato" w:hAnsi="Lato" w:cs="Lato"/>
+          <w:i/>
+          <w:iCs/>
+          <w:sz w:val="24"/>
+          <w:szCs w:val="24"/>
+        </w:rPr>
+        <w:t>bottom-left</w:t>
+      </w:r>
+      <w:r>
+        <w:rPr>
+          <w:rFonts w:ascii="Lato" w:hAnsi="Lato" w:cs="Lato"/>
+          <w:sz w:val="24"/>
+          <w:szCs w:val="24"/>
+        </w:rPr>
+        <w:t xml:space="preserve"> side of the tool to filter for all </w:t>
+      </w:r>
+      <w:r>
+        <w:rPr>
+          <w:rFonts w:ascii="Lato" w:hAnsi="Lato" w:cs="Lato"/>
+          <w:b/>
+          <w:bCs/>
+          <w:sz w:val="24"/>
+          <w:szCs w:val="24"/>
+        </w:rPr>
+        <w:t>Coal</w:t>
+      </w:r>
+      <w:r>
+        <w:rPr>
+          <w:rFonts w:ascii="Lato" w:hAnsi="Lato" w:cs="Lato"/>
+          <w:sz w:val="24"/>
+          <w:szCs w:val="24"/>
+        </w:rPr>
+        <w:t>,</w:t>
+      </w:r>
+      <w:r>
+        <w:rPr>
+          <w:rFonts w:ascii="Lato" w:hAnsi="Lato" w:cs="Lato"/>
+          <w:b/>
+          <w:bCs/>
+          <w:sz w:val="24"/>
+          <w:szCs w:val="24"/>
+        </w:rPr>
+        <w:t xml:space="preserve"> Gas</w:t>
+      </w:r>
+      <w:r>
+        <w:rPr>
+          <w:rFonts w:ascii="Lato" w:hAnsi="Lato" w:cs="Lato"/>
+          <w:sz w:val="24"/>
+          <w:szCs w:val="24"/>
+        </w:rPr>
+        <w:t>,</w:t>
+      </w:r>
+      <w:r>
+        <w:rPr>
+          <w:rFonts w:ascii="Lato" w:hAnsi="Lato" w:cs="Lato"/>
+          <w:b/>
+          <w:bCs/>
+          <w:sz w:val="24"/>
+          <w:szCs w:val="24"/>
+        </w:rPr>
+        <w:t xml:space="preserve"> </w:t>
+      </w:r>
+      <w:r>
+        <w:rPr>
+          <w:rFonts w:ascii="Lato" w:hAnsi="Lato" w:cs="Lato"/>
+          <w:sz w:val="24"/>
+          <w:szCs w:val="24"/>
+        </w:rPr>
+        <w:t xml:space="preserve">and </w:t>
+      </w:r>
+      <w:r>
+        <w:rPr>
+          <w:rFonts w:ascii="Lato" w:hAnsi="Lato" w:cs="Lato"/>
+          <w:b/>
+          <w:bCs/>
+          <w:sz w:val="24"/>
+          <w:szCs w:val="24"/>
+        </w:rPr>
+        <w:t>Oil</w:t>
+      </w:r>
+      <w:r>
+        <w:rPr>
+          <w:rFonts w:ascii="Lato" w:hAnsi="Lato" w:cs="Lato"/>
+          <w:sz w:val="24"/>
+          <w:szCs w:val="24"/>
+        </w:rPr>
+        <w:t xml:space="preserve"> power plants in the world and ask them how many power plants are selected. Correct answer: </w:t>
+      </w:r>
+      <w:r>
+        <w:rPr>
+          <w:rFonts w:ascii="Lato" w:hAnsi="Lato" w:cs="Lato"/>
+          <w:b/>
+          <w:bCs/>
+          <w:sz w:val="24"/>
+          <w:szCs w:val="24"/>
+        </w:rPr>
+        <w:lastRenderedPageBreak/>
+        <w:t>8648</w:t>
+      </w:r>
+      <w:r>
+        <w:rPr>
+          <w:rFonts w:ascii="Lato" w:hAnsi="Lato" w:cs="Lato"/>
+          <w:sz w:val="24"/>
+          <w:szCs w:val="24"/>
+        </w:rPr>
+        <w:t>.</w:t>
+      </w:r>
+      <w:r>
+        <w:rPr>
+          <w:rFonts w:ascii="Lato" w:hAnsi="Lato" w:cs="Lato"/>
+          <w:sz w:val="24"/>
+          <w:szCs w:val="24"/>
+        </w:rPr>
+        <w:t xml:space="preserve"> Next, ask them to only use the buttons in the panel, along with panning of the map, to zoom into </w:t>
+      </w:r>
+      <w:r>
+        <w:rPr>
+          <w:rFonts w:ascii="Lato" w:hAnsi="Lato" w:cs="Lato"/>
+          <w:b/>
+          <w:bCs/>
+          <w:sz w:val="24"/>
+          <w:szCs w:val="24"/>
+        </w:rPr>
+        <w:t>Belgium</w:t>
+      </w:r>
+      <w:r>
+        <w:rPr>
+          <w:rFonts w:ascii="Lato" w:hAnsi="Lato" w:cs="Lato"/>
+          <w:sz w:val="24"/>
+          <w:szCs w:val="24"/>
+        </w:rPr>
+        <w:t xml:space="preserve"> (country does not really matter, but Belgium has many gas power plants). Lastly, ask them to remove all filters and show the entire map, remind them that they can choose any desired method to achieve this. Note down if they used the full screen button and ask </w:t>
+      </w:r>
+      <w:r>
+        <w:rPr>
+          <w:rFonts w:ascii="Lato" w:hAnsi="Lato" w:cs="Lato"/>
+          <w:i/>
+          <w:iCs/>
+          <w:sz w:val="24"/>
+          <w:szCs w:val="24"/>
+        </w:rPr>
+        <w:t>why</w:t>
+      </w:r>
+      <w:r>
+        <w:rPr>
+          <w:rFonts w:ascii="Lato" w:hAnsi="Lato" w:cs="Lato"/>
+          <w:sz w:val="24"/>
+          <w:szCs w:val="24"/>
+        </w:rPr>
+        <w:t xml:space="preserve"> they chose the specific method they used.</w:t>
+      </w:r>
+    </w:p>
+    <w:p>
+      <w:pPr>
+        <w:pStyle w:val="Liststycke"/>
+        <w:rPr>
+          <w:rFonts w:ascii="Lato" w:hAnsi="Lato" w:cs="Lato"/>
+          <w:b/>
+          <w:bCs/>
+          <w:sz w:val="24"/>
+          <w:szCs w:val="24"/>
+        </w:rPr>
+      </w:pPr>
+    </w:p>
+    <w:p>
+      <w:pPr>
+        <w:pStyle w:val="Liststycke"/>
+        <w:numPr>
+          <w:ilvl w:val="0"/>
+          <w:numId w:val="2"/>
+        </w:numPr>
+        <w:rPr>
+          <w:rFonts w:ascii="Lato" w:hAnsi="Lato" w:cs="Lato"/>
+          <w:sz w:val="24"/>
+          <w:szCs w:val="24"/>
+        </w:rPr>
+      </w:pPr>
+      <w:r>
+        <w:rPr>
+          <w:rFonts w:ascii="Lato" w:hAnsi="Lato" w:cs="Lato"/>
+          <w:b/>
+          <w:bCs/>
+          <w:sz w:val="24"/>
+          <w:szCs w:val="24"/>
+        </w:rPr>
+        <w:t xml:space="preserve">Data cards: </w:t>
+      </w:r>
+      <w:r>
+        <w:rPr>
+          <w:rFonts w:ascii="Lato" w:hAnsi="Lato" w:cs="Lato"/>
+          <w:sz w:val="24"/>
+          <w:szCs w:val="24"/>
+        </w:rPr>
+        <w:t xml:space="preserve">Instruct the test participants to use the drop-down filters to select all </w:t>
+      </w:r>
+      <w:r>
+        <w:rPr>
+          <w:rFonts w:ascii="Lato" w:hAnsi="Lato" w:cs="Lato"/>
+          <w:b/>
+          <w:bCs/>
+          <w:sz w:val="24"/>
+          <w:szCs w:val="24"/>
+        </w:rPr>
+        <w:t>Hydro</w:t>
+      </w:r>
+      <w:r>
+        <w:rPr>
+          <w:rFonts w:ascii="Lato" w:hAnsi="Lato" w:cs="Lato"/>
+          <w:sz w:val="24"/>
+          <w:szCs w:val="24"/>
+        </w:rPr>
+        <w:t xml:space="preserve"> power plants in </w:t>
+      </w:r>
+      <w:r>
+        <w:rPr>
+          <w:rFonts w:ascii="Lato" w:hAnsi="Lato" w:cs="Lato"/>
+          <w:b/>
+          <w:bCs/>
+          <w:sz w:val="24"/>
+          <w:szCs w:val="24"/>
+        </w:rPr>
+        <w:t>Sweden</w:t>
+      </w:r>
+      <w:r>
+        <w:rPr>
+          <w:rFonts w:ascii="Lato" w:hAnsi="Lato" w:cs="Lato"/>
+          <w:sz w:val="24"/>
+          <w:szCs w:val="24"/>
+        </w:rPr>
+        <w:t xml:space="preserve"> and task them to find “</w:t>
+      </w:r>
+      <w:r>
+        <w:rPr>
+          <w:rFonts w:ascii="Lato" w:hAnsi="Lato" w:cs="Lato"/>
+          <w:b/>
+          <w:bCs/>
+          <w:sz w:val="24"/>
+          <w:szCs w:val="24"/>
+        </w:rPr>
+        <w:t xml:space="preserve">Lango </w:t>
+      </w:r>
+      <w:r>
+        <w:rPr>
+          <w:rFonts w:ascii="Lato" w:hAnsi="Lato" w:cs="Lato"/>
+          <w:sz w:val="24"/>
+          <w:szCs w:val="24"/>
+        </w:rPr>
+        <w:t>off the coast of Östergötland”. Firstly, this will evaluate if the colour choices are suitable for the current map used since Långö is represented by a rather small green circle. Important that it is logged if the test participant can find the power plant without additional assistance. Whether or not the test participant can find the power plant (if not show where it is), ask them to recite the information they can read about the power plant, which goes as follows:</w:t>
+      </w:r>
+    </w:p>
+    <w:p>
+      <w:pPr>
+        <w:pStyle w:val="Liststycke"/>
+        <w:rPr>
+          <w:rFonts w:ascii="Lato" w:hAnsi="Lato" w:cs="Lato"/>
+          <w:sz w:val="24"/>
+          <w:szCs w:val="24"/>
+        </w:rPr>
+      </w:pPr>
+    </w:p>
+    <w:p>
+      <w:pPr>
+        <w:pStyle w:val="Liststycke"/>
+        <w:numPr>
+          <w:ilvl w:val="1"/>
+          <w:numId w:val="2"/>
+        </w:numPr>
+        <w:rPr>
+          <w:rFonts w:ascii="Lato" w:hAnsi="Lato" w:cs="Lato"/>
+          <w:sz w:val="24"/>
+          <w:szCs w:val="24"/>
+        </w:rPr>
+      </w:pPr>
+      <w:r>
+        <w:rPr>
+          <w:rFonts w:ascii="Lato" w:hAnsi="Lato" w:cs="Lato"/>
+          <w:b/>
+          <w:bCs/>
+          <w:sz w:val="24"/>
+          <w:szCs w:val="24"/>
+        </w:rPr>
+        <w:t xml:space="preserve">Commissioning Year: </w:t>
+      </w:r>
+      <w:r>
+        <w:rPr>
+          <w:rFonts w:ascii="Lato" w:hAnsi="Lato" w:cs="Lato"/>
+          <w:sz w:val="24"/>
+          <w:szCs w:val="24"/>
+        </w:rPr>
+        <w:t>1956</w:t>
+      </w:r>
+    </w:p>
+    <w:p>
+      <w:pPr>
+        <w:pStyle w:val="Liststycke"/>
+        <w:numPr>
+          <w:ilvl w:val="1"/>
+          <w:numId w:val="2"/>
+        </w:numPr>
+        <w:rPr>
+          <w:rFonts w:ascii="Lato" w:hAnsi="Lato" w:cs="Lato"/>
+          <w:sz w:val="24"/>
+          <w:szCs w:val="24"/>
+        </w:rPr>
+      </w:pPr>
+      <w:r>
+        <w:rPr>
+          <w:rFonts w:ascii="Lato" w:hAnsi="Lato" w:cs="Lato"/>
+          <w:b/>
+          <w:bCs/>
+          <w:sz w:val="24"/>
+          <w:szCs w:val="24"/>
+        </w:rPr>
+        <w:t>Primary Fuel:</w:t>
+      </w:r>
+      <w:r>
+        <w:rPr>
+          <w:rFonts w:ascii="Lato" w:hAnsi="Lato" w:cs="Lato"/>
+          <w:sz w:val="24"/>
+          <w:szCs w:val="24"/>
+        </w:rPr>
+        <w:t xml:space="preserve"> Hydro</w:t>
+      </w:r>
+    </w:p>
+    <w:p>
+      <w:pPr>
+        <w:pStyle w:val="Liststycke"/>
+        <w:numPr>
+          <w:ilvl w:val="1"/>
+          <w:numId w:val="2"/>
+        </w:numPr>
+        <w:rPr>
+          <w:rFonts w:ascii="Lato" w:hAnsi="Lato" w:cs="Lato"/>
+          <w:sz w:val="24"/>
+          <w:szCs w:val="24"/>
+        </w:rPr>
+      </w:pPr>
+      <w:r>
+        <w:rPr>
+          <w:rFonts w:ascii="Lato" w:hAnsi="Lato" w:cs="Lato"/>
+          <w:b/>
+          <w:bCs/>
+          <w:sz w:val="24"/>
+          <w:szCs w:val="24"/>
+        </w:rPr>
+        <w:t xml:space="preserve">Capacity: </w:t>
+      </w:r>
+      <w:r>
+        <w:rPr>
+          <w:rFonts w:ascii="Lato" w:hAnsi="Lato" w:cs="Lato"/>
+          <w:sz w:val="24"/>
+          <w:szCs w:val="24"/>
+        </w:rPr>
+        <w:t>1MW</w:t>
+      </w:r>
+    </w:p>
+    <w:p>
+      <w:pPr>
+        <w:pStyle w:val="Liststycke"/>
+        <w:numPr>
+          <w:ilvl w:val="1"/>
+          <w:numId w:val="2"/>
+        </w:numPr>
+        <w:rPr>
+          <w:rFonts w:ascii="Lato" w:hAnsi="Lato" w:cs="Lato"/>
+          <w:sz w:val="24"/>
+          <w:szCs w:val="24"/>
+        </w:rPr>
+      </w:pPr>
+      <w:r>
+        <w:rPr>
+          <w:rFonts w:ascii="Lato" w:hAnsi="Lato" w:cs="Lato"/>
+          <w:b/>
+          <w:bCs/>
+          <w:sz w:val="24"/>
+          <w:szCs w:val="24"/>
+        </w:rPr>
+        <w:t>Generation:</w:t>
+      </w:r>
+      <w:r>
+        <w:rPr>
+          <w:rFonts w:ascii="Lato" w:hAnsi="Lato" w:cs="Lato"/>
+          <w:sz w:val="24"/>
+          <w:szCs w:val="24"/>
+        </w:rPr>
+        <w:t xml:space="preserve"> 4.13 GWh</w:t>
+      </w:r>
+    </w:p>
+    <w:p>
+      <w:pPr>
+        <w:ind w:left="720"/>
+        <w:rPr>
+          <w:rFonts w:ascii="Lato" w:hAnsi="Lato" w:cs="Lato"/>
+          <w:sz w:val="24"/>
+          <w:szCs w:val="24"/>
+        </w:rPr>
+      </w:pPr>
+      <w:r>
+        <w:rPr>
+          <w:rFonts w:ascii="Lato" w:hAnsi="Lato" w:cs="Lato"/>
+          <w:sz w:val="24"/>
+          <w:szCs w:val="24"/>
+        </w:rPr>
+        <w:t xml:space="preserve">Note down whether the answers are correct or not, next, if they have not done it on their own yet, ask the participant to recite information about power generation in the entirety of Sweden, specifically, </w:t>
+      </w:r>
+      <w:r>
+        <w:rPr>
+          <w:rFonts w:ascii="Lato" w:hAnsi="Lato" w:cs="Lato"/>
+          <w:b/>
+          <w:bCs/>
+          <w:sz w:val="24"/>
+          <w:szCs w:val="24"/>
+        </w:rPr>
+        <w:t>which three primary fuels contribute to most of the generation in Sweden.</w:t>
+      </w:r>
+      <w:r>
+        <w:rPr>
+          <w:rFonts w:ascii="Lato" w:hAnsi="Lato" w:cs="Lato"/>
+          <w:sz w:val="24"/>
+          <w:szCs w:val="24"/>
+        </w:rPr>
+        <w:t xml:space="preserve"> Log if the test participants are correct or wrong in their answer. Additionally, keep notes on what the test participants says during this task, especially if it is relevant to the structure of or information in the data cards.</w:t>
+      </w:r>
+    </w:p>
+    <w:p>
+      <w:pPr>
+        <w:pStyle w:val="Liststycke"/>
+        <w:numPr>
+          <w:ilvl w:val="0"/>
+          <w:numId w:val="2"/>
+        </w:numPr>
+        <w:rPr>
+          <w:rFonts w:ascii="Lato" w:hAnsi="Lato" w:cs="Lato"/>
+          <w:sz w:val="24"/>
+          <w:szCs w:val="24"/>
+        </w:rPr>
+      </w:pPr>
+      <w:r>
+        <w:rPr>
+          <w:rFonts w:ascii="Lato" w:hAnsi="Lato" w:cs="Lato"/>
+          <w:b/>
+          <w:bCs/>
+          <w:sz w:val="24"/>
+          <w:szCs w:val="24"/>
+        </w:rPr>
+        <w:t xml:space="preserve">Filtering by drop down menus: </w:t>
+      </w:r>
+      <w:r>
+        <w:rPr>
+          <w:rFonts w:ascii="Lato" w:hAnsi="Lato" w:cs="Lato"/>
+          <w:sz w:val="24"/>
+          <w:szCs w:val="24"/>
+        </w:rPr>
+        <w:t xml:space="preserve">With </w:t>
+      </w:r>
+      <w:r>
+        <w:rPr>
+          <w:rFonts w:ascii="Lato" w:hAnsi="Lato" w:cs="Lato"/>
+          <w:b/>
+          <w:bCs/>
+          <w:sz w:val="24"/>
+          <w:szCs w:val="24"/>
+        </w:rPr>
+        <w:t>Sweden</w:t>
+      </w:r>
+      <w:r>
+        <w:rPr>
+          <w:rFonts w:ascii="Lato" w:hAnsi="Lato" w:cs="Lato"/>
+          <w:sz w:val="24"/>
+          <w:szCs w:val="24"/>
+        </w:rPr>
+        <w:t xml:space="preserve"> and </w:t>
+      </w:r>
+      <w:r>
+        <w:rPr>
+          <w:rFonts w:ascii="Lato" w:hAnsi="Lato" w:cs="Lato"/>
+          <w:b/>
+          <w:bCs/>
+          <w:sz w:val="24"/>
+          <w:szCs w:val="24"/>
+        </w:rPr>
+        <w:t>Hydro</w:t>
+      </w:r>
+      <w:r>
+        <w:rPr>
+          <w:rFonts w:ascii="Lato" w:hAnsi="Lato" w:cs="Lato"/>
+          <w:sz w:val="24"/>
+          <w:szCs w:val="24"/>
+        </w:rPr>
+        <w:t xml:space="preserve"> still selected in the filter, instruct the test participants to add </w:t>
+      </w:r>
+      <w:r>
+        <w:rPr>
+          <w:rFonts w:ascii="Lato" w:hAnsi="Lato" w:cs="Lato"/>
+          <w:b/>
+          <w:bCs/>
+          <w:sz w:val="24"/>
+          <w:szCs w:val="24"/>
+        </w:rPr>
+        <w:t xml:space="preserve">Norway </w:t>
+      </w:r>
+      <w:r>
+        <w:rPr>
+          <w:rFonts w:ascii="Lato" w:hAnsi="Lato" w:cs="Lato"/>
+          <w:sz w:val="24"/>
+          <w:szCs w:val="24"/>
+        </w:rPr>
+        <w:t xml:space="preserve">and </w:t>
+      </w:r>
+      <w:r>
+        <w:rPr>
+          <w:rFonts w:ascii="Lato" w:hAnsi="Lato" w:cs="Lato"/>
+          <w:b/>
+          <w:bCs/>
+          <w:sz w:val="24"/>
+          <w:szCs w:val="24"/>
+        </w:rPr>
+        <w:t>Finland</w:t>
+      </w:r>
+      <w:r>
+        <w:rPr>
+          <w:rFonts w:ascii="Lato" w:hAnsi="Lato" w:cs="Lato"/>
+          <w:sz w:val="24"/>
+          <w:szCs w:val="24"/>
+        </w:rPr>
+        <w:t xml:space="preserve">, along with the fuel types </w:t>
+      </w:r>
+      <w:r>
+        <w:rPr>
+          <w:rFonts w:ascii="Lato" w:hAnsi="Lato" w:cs="Lato"/>
+          <w:b/>
+          <w:bCs/>
+          <w:sz w:val="24"/>
+          <w:szCs w:val="24"/>
+        </w:rPr>
+        <w:t>Nuclear</w:t>
+      </w:r>
+      <w:r>
+        <w:rPr>
+          <w:rFonts w:ascii="Lato" w:hAnsi="Lato" w:cs="Lato"/>
+          <w:sz w:val="24"/>
+          <w:szCs w:val="24"/>
+        </w:rPr>
+        <w:t xml:space="preserve"> and </w:t>
+      </w:r>
+      <w:r>
+        <w:rPr>
+          <w:rFonts w:ascii="Lato" w:hAnsi="Lato" w:cs="Lato"/>
+          <w:b/>
+          <w:bCs/>
+          <w:sz w:val="24"/>
+          <w:szCs w:val="24"/>
+        </w:rPr>
+        <w:t>Wind</w:t>
+      </w:r>
+      <w:r>
+        <w:rPr>
+          <w:rFonts w:ascii="Lato" w:hAnsi="Lato" w:cs="Lato"/>
+          <w:sz w:val="24"/>
+          <w:szCs w:val="24"/>
+        </w:rPr>
+        <w:t xml:space="preserve">. If they previously have not commented on how satisfactory this process feels, ask them now. </w:t>
+      </w:r>
+      <w:r>
+        <w:rPr>
+          <w:rFonts w:ascii="Lato" w:hAnsi="Lato" w:cs="Lato"/>
+          <w:sz w:val="24"/>
+          <w:szCs w:val="24"/>
+        </w:rPr>
+        <w:t xml:space="preserve">If they have any problem with how the drop down menus are structured, it should be noted down. Next, task them to fit all shown power plants into view. Ask which primary fuel is most common among the shown points </w:t>
+      </w:r>
+      <w:r>
+        <w:rPr>
+          <w:rFonts w:ascii="Lato" w:hAnsi="Lato" w:cs="Lato"/>
+        </w:rPr>
+        <w:t xml:space="preserve">(correct: </w:t>
+      </w:r>
+      <w:r>
+        <w:rPr>
+          <w:rFonts w:ascii="Lato" w:hAnsi="Lato" w:cs="Lato"/>
+          <w:b/>
+          <w:bCs/>
+        </w:rPr>
+        <w:t>Hydro</w:t>
+      </w:r>
+      <w:r>
+        <w:rPr>
+          <w:rFonts w:ascii="Lato" w:hAnsi="Lato" w:cs="Lato"/>
+        </w:rPr>
+        <w:t xml:space="preserve">) and what region contains the largest concentration of this fuel type (correct: </w:t>
+      </w:r>
+      <w:r>
+        <w:rPr>
+          <w:rFonts w:ascii="Lato" w:hAnsi="Lato" w:cs="Lato"/>
+          <w:b/>
+          <w:bCs/>
+        </w:rPr>
+        <w:t>Norway</w:t>
+      </w:r>
+      <w:r>
+        <w:rPr>
+          <w:rFonts w:ascii="Lato" w:hAnsi="Lato" w:cs="Lato"/>
+        </w:rPr>
+        <w:t xml:space="preserve">). Lastly, ask them which fuel types contributes the most to the actual generation in these areas (correct: </w:t>
+      </w:r>
+      <w:r>
+        <w:rPr>
+          <w:rFonts w:ascii="Lato" w:hAnsi="Lato" w:cs="Lato"/>
+          <w:b/>
+          <w:bCs/>
+        </w:rPr>
+        <w:t>Hydro—Norway</w:t>
+      </w:r>
+      <w:r>
+        <w:rPr>
+          <w:rFonts w:ascii="Lato" w:hAnsi="Lato" w:cs="Lato"/>
+        </w:rPr>
+        <w:t xml:space="preserve">, </w:t>
+      </w:r>
+      <w:r>
+        <w:rPr>
+          <w:rFonts w:ascii="Lato" w:hAnsi="Lato" w:cs="Lato"/>
+          <w:b/>
+          <w:bCs/>
+        </w:rPr>
+        <w:t>Nuclear—Sweden</w:t>
+      </w:r>
+      <w:r>
+        <w:rPr>
+          <w:rFonts w:ascii="Lato" w:hAnsi="Lato" w:cs="Lato"/>
+        </w:rPr>
+        <w:t xml:space="preserve">, </w:t>
+      </w:r>
+      <w:r>
+        <w:rPr>
+          <w:rFonts w:ascii="Lato" w:hAnsi="Lato" w:cs="Lato"/>
+          <w:b/>
+          <w:bCs/>
+        </w:rPr>
+        <w:t>Nuclear—Finland</w:t>
+      </w:r>
+      <w:r>
+        <w:rPr>
+          <w:rFonts w:ascii="Lato" w:hAnsi="Lato" w:cs="Lato"/>
+        </w:rPr>
+        <w:t>), note down how they found this information.</w:t>
+      </w:r>
+    </w:p>
+    <w:p>
+      <w:pPr>
+        <w:pStyle w:val="Liststycke"/>
+        <w:rPr>
+          <w:rFonts w:ascii="Lato" w:hAnsi="Lato" w:cs="Lato"/>
+          <w:b/>
+          <w:bCs/>
+          <w:sz w:val="24"/>
+          <w:szCs w:val="24"/>
+        </w:rPr>
+      </w:pPr>
+    </w:p>
+    <w:p>
+      <w:pPr>
+        <w:pStyle w:val="Liststycke"/>
+        <w:numPr>
+          <w:ilvl w:val="0"/>
+          <w:numId w:val="2"/>
+        </w:numPr>
+        <w:rPr>
+          <w:rFonts w:ascii="Lato" w:hAnsi="Lato" w:cs="Lato"/>
+          <w:b/>
+          <w:bCs/>
+          <w:sz w:val="24"/>
+          <w:szCs w:val="24"/>
+        </w:rPr>
+      </w:pPr>
+      <w:r>
+        <w:rPr>
+          <w:rFonts w:ascii="Lato" w:hAnsi="Lato" w:cs="Lato"/>
+          <w:b/>
+          <w:bCs/>
+          <w:sz w:val="24"/>
+          <w:szCs w:val="24"/>
+        </w:rPr>
+        <w:t xml:space="preserve">Filtering by sliders: </w:t>
+      </w:r>
+      <w:r>
+        <w:rPr>
+          <w:rFonts w:ascii="Lato" w:hAnsi="Lato" w:cs="Lato"/>
+          <w:sz w:val="24"/>
+          <w:szCs w:val="24"/>
+        </w:rPr>
+        <w:t>Instruct the test participants to reset all filters, i.e., the drop down menu headers show “</w:t>
+      </w:r>
+      <w:r>
+        <w:rPr>
+          <w:rFonts w:ascii="Lato" w:hAnsi="Lato" w:cs="Lato"/>
+          <w:b/>
+          <w:bCs/>
+          <w:sz w:val="24"/>
+          <w:szCs w:val="24"/>
+        </w:rPr>
+        <w:t>All Regions</w:t>
+      </w:r>
+      <w:r>
+        <w:rPr>
+          <w:rFonts w:ascii="Lato" w:hAnsi="Lato" w:cs="Lato"/>
+          <w:sz w:val="24"/>
+          <w:szCs w:val="24"/>
+        </w:rPr>
+        <w:t>” and “</w:t>
+      </w:r>
+      <w:r>
+        <w:rPr>
+          <w:rFonts w:ascii="Lato" w:hAnsi="Lato" w:cs="Lato"/>
+          <w:b/>
+          <w:bCs/>
+          <w:sz w:val="24"/>
+          <w:szCs w:val="24"/>
+        </w:rPr>
+        <w:t>All Power Sources</w:t>
+      </w:r>
+      <w:r>
+        <w:rPr>
+          <w:rFonts w:ascii="Lato" w:hAnsi="Lato" w:cs="Lato"/>
+          <w:sz w:val="24"/>
+          <w:szCs w:val="24"/>
+        </w:rPr>
+        <w:t xml:space="preserve">” and finally to reset the map to full screen. </w:t>
+      </w:r>
+      <w:r>
+        <w:rPr>
+          <w:rFonts w:ascii="Lato" w:hAnsi="Lato" w:cs="Lato"/>
+          <w:sz w:val="24"/>
+          <w:szCs w:val="24"/>
+        </w:rPr>
+        <w:t xml:space="preserve">The test participants are should now be tasked with finding the oldest power plant in the data (correct: </w:t>
+      </w:r>
+      <w:r>
+        <w:rPr>
+          <w:rFonts w:ascii="Lato" w:hAnsi="Lato" w:cs="Lato"/>
+          <w:b/>
+          <w:bCs/>
+          <w:sz w:val="24"/>
+          <w:szCs w:val="24"/>
+        </w:rPr>
+        <w:t>Granite</w:t>
+      </w:r>
+      <w:r>
+        <w:rPr>
+          <w:rFonts w:ascii="Lato" w:hAnsi="Lato" w:cs="Lato"/>
+          <w:b/>
+          <w:bCs/>
+          <w:sz w:val="24"/>
+          <w:szCs w:val="24"/>
+        </w:rPr>
+        <w:t xml:space="preserve"> in the US</w:t>
+      </w:r>
+      <w:r>
+        <w:rPr>
+          <w:rFonts w:ascii="Lato" w:hAnsi="Lato" w:cs="Lato"/>
+          <w:sz w:val="24"/>
+          <w:szCs w:val="24"/>
+        </w:rPr>
+        <w:t xml:space="preserve">, </w:t>
+      </w:r>
+      <w:r>
+        <w:rPr>
+          <w:rFonts w:ascii="Lato" w:hAnsi="Lato" w:cs="Lato"/>
+          <w:b/>
+          <w:bCs/>
+          <w:sz w:val="24"/>
+          <w:szCs w:val="24"/>
+        </w:rPr>
+        <w:t>1896</w:t>
+      </w:r>
+      <w:r>
+        <w:rPr>
+          <w:rFonts w:ascii="Lato" w:hAnsi="Lato" w:cs="Lato"/>
+          <w:sz w:val="24"/>
+          <w:szCs w:val="24"/>
+        </w:rPr>
+        <w:t xml:space="preserve">), and how many power plants were commissioned between 1896—1910 </w:t>
+      </w:r>
+      <w:r>
+        <w:rPr>
+          <w:rFonts w:ascii="Lato" w:hAnsi="Lato" w:cs="Lato"/>
+          <w:sz w:val="24"/>
+          <w:szCs w:val="24"/>
+        </w:rPr>
+        <w:lastRenderedPageBreak/>
+        <w:t xml:space="preserve">(correct: </w:t>
+      </w:r>
+      <w:r>
+        <w:rPr>
+          <w:rFonts w:ascii="Lato" w:hAnsi="Lato" w:cs="Lato"/>
+          <w:b/>
+          <w:bCs/>
+          <w:sz w:val="24"/>
+          <w:szCs w:val="24"/>
+        </w:rPr>
+        <w:t>81</w:t>
+      </w:r>
+      <w:r>
+        <w:rPr>
+          <w:rFonts w:ascii="Lato" w:hAnsi="Lato" w:cs="Lato"/>
+          <w:sz w:val="24"/>
+          <w:szCs w:val="24"/>
+        </w:rPr>
+        <w:t xml:space="preserve">). Instruct them to reset the commissioning year filter and instead find the number of power plants that has </w:t>
+      </w:r>
+      <w:r>
+        <w:rPr>
+          <w:rFonts w:ascii="Lato" w:hAnsi="Lato" w:cs="Lato"/>
+          <w:sz w:val="24"/>
+          <w:szCs w:val="24"/>
+        </w:rPr>
+        <w:t>an</w:t>
+      </w:r>
+      <w:r>
+        <w:rPr>
+          <w:rFonts w:ascii="Lato" w:hAnsi="Lato" w:cs="Lato"/>
+          <w:sz w:val="24"/>
+          <w:szCs w:val="24"/>
+        </w:rPr>
+        <w:t xml:space="preserve"> annual generation above 30k GWh (correct: </w:t>
+      </w:r>
+      <w:r>
+        <w:rPr>
+          <w:rFonts w:ascii="Lato" w:hAnsi="Lato" w:cs="Lato"/>
+          <w:b/>
+          <w:bCs/>
+          <w:sz w:val="24"/>
+          <w:szCs w:val="24"/>
+        </w:rPr>
+        <w:t xml:space="preserve">~26 </w:t>
+      </w:r>
+      <w:r>
+        <w:rPr>
+          <w:rFonts w:ascii="Lato" w:hAnsi="Lato" w:cs="Lato"/>
+          <w:sz w:val="24"/>
+          <w:szCs w:val="24"/>
+        </w:rPr>
+        <w:t>since the range</w:t>
+      </w:r>
+      <w:r>
+        <w:rPr>
+          <w:rFonts w:ascii="Lato" w:hAnsi="Lato" w:cs="Lato"/>
+          <w:sz w:val="24"/>
+          <w:szCs w:val="24"/>
+        </w:rPr>
+        <w:t xml:space="preserve"> slider</w:t>
+      </w:r>
+      <w:r>
+        <w:rPr>
+          <w:rFonts w:ascii="Lato" w:hAnsi="Lato" w:cs="Lato"/>
+          <w:sz w:val="24"/>
+          <w:szCs w:val="24"/>
+        </w:rPr>
+        <w:t xml:space="preserve"> is hard to get exactly on 30k</w:t>
+      </w:r>
+      <w:r>
+        <w:rPr>
+          <w:rFonts w:ascii="Lato" w:hAnsi="Lato" w:cs="Lato"/>
+          <w:sz w:val="24"/>
+          <w:szCs w:val="24"/>
+        </w:rPr>
+        <w:t xml:space="preserve">). Additionally, ask them which singular power plant produces the highest amount of electricity in the world (correct: </w:t>
+      </w:r>
+      <w:r>
+        <w:rPr>
+          <w:rFonts w:ascii="Lato" w:hAnsi="Lato" w:cs="Lato"/>
+          <w:b/>
+          <w:bCs/>
+          <w:sz w:val="24"/>
+          <w:szCs w:val="24"/>
+        </w:rPr>
+        <w:t>Kashiwazaki Kariwa</w:t>
+      </w:r>
+      <w:r>
+        <w:rPr>
+          <w:rFonts w:ascii="Lato" w:hAnsi="Lato" w:cs="Lato"/>
+          <w:b/>
+          <w:bCs/>
+          <w:sz w:val="24"/>
+          <w:szCs w:val="24"/>
+        </w:rPr>
+        <w:t xml:space="preserve"> in Japan</w:t>
+      </w:r>
+      <w:r>
+        <w:rPr>
+          <w:rFonts w:ascii="Lato" w:hAnsi="Lato" w:cs="Lato"/>
+          <w:sz w:val="24"/>
+          <w:szCs w:val="24"/>
+        </w:rPr>
+        <w:t xml:space="preserve">, </w:t>
+      </w:r>
+      <w:r>
+        <w:rPr>
+          <w:rFonts w:ascii="Lato" w:hAnsi="Lato" w:cs="Lato"/>
+          <w:b/>
+          <w:bCs/>
+          <w:sz w:val="24"/>
+          <w:szCs w:val="24"/>
+        </w:rPr>
+        <w:t>~66k</w:t>
+      </w:r>
+      <w:r>
+        <w:rPr>
+          <w:rFonts w:ascii="Lato" w:hAnsi="Lato" w:cs="Lato"/>
+          <w:sz w:val="24"/>
+          <w:szCs w:val="24"/>
+        </w:rPr>
+        <w:t>).</w:t>
+      </w:r>
+    </w:p>
+    <w:p>
+      <w:pPr>
+        <w:pStyle w:val="Liststycke"/>
+        <w:rPr>
+          <w:rFonts w:ascii="Lato" w:hAnsi="Lato" w:cs="Lato"/>
+          <w:b/>
+          <w:bCs/>
+          <w:sz w:val="24"/>
+          <w:szCs w:val="24"/>
+        </w:rPr>
+      </w:pPr>
+    </w:p>
+    <w:p>
+      <w:pPr>
+        <w:pStyle w:val="Liststycke"/>
+        <w:numPr>
+          <w:ilvl w:val="0"/>
+          <w:numId w:val="2"/>
+        </w:numPr>
+        <w:rPr>
+          <w:rFonts w:ascii="Lato" w:hAnsi="Lato" w:cs="Lato"/>
+          <w:sz w:val="24"/>
+          <w:szCs w:val="24"/>
+        </w:rPr>
+      </w:pPr>
+      <w:r>
+        <w:rPr>
+          <w:rFonts w:ascii="Lato" w:hAnsi="Lato" w:cs="Lato"/>
+          <w:b/>
+          <w:bCs/>
+          <w:sz w:val="24"/>
+          <w:szCs w:val="24"/>
+        </w:rPr>
+        <w:t>Additional comments</w:t>
+      </w:r>
+      <w:r>
+        <w:rPr>
+          <w:rFonts w:ascii="Lato" w:hAnsi="Lato" w:cs="Lato"/>
+          <w:b/>
+          <w:bCs/>
+          <w:sz w:val="24"/>
+          <w:szCs w:val="24"/>
+        </w:rPr>
+        <w:t xml:space="preserve">: </w:t>
+      </w:r>
+      <w:r>
+        <w:rPr>
+          <w:rFonts w:ascii="Lato" w:hAnsi="Lato" w:cs="Lato"/>
+          <w:sz w:val="24"/>
+          <w:szCs w:val="24"/>
+        </w:rPr>
+        <w:t>With the functionalities of the tool tested, ask the test participants if they have any additional comments on the tool and note them down if any. Lastly, thank them for their time.</w:t>
+      </w:r>
+    </w:p>
+    <w:p>
+      <w:pPr>
+        <w:pStyle w:val="Liststycke"/>
+        <w:rPr>
+          <w:rFonts w:ascii="Lato" w:hAnsi="Lato" w:cs="Lato"/>
+          <w:sz w:val="24"/>
+          <w:szCs w:val="24"/>
+        </w:rPr>
+      </w:pPr>
+    </w:p>
+    <w:p>
+      <w:pPr>
+        <w:pStyle w:val="Liststycke"/>
+        <w:numPr>
+          <w:ilvl w:val="0"/>
+          <w:numId w:val="2"/>
+        </w:numPr>
+        <w:rPr>
+          <w:rFonts w:ascii="Lato" w:hAnsi="Lato" w:cs="Lato"/>
+          <w:sz w:val="24"/>
+          <w:szCs w:val="24"/>
+        </w:rPr>
+      </w:pPr>
+      <w:r>
+        <w:rPr>
+          <w:rFonts w:ascii="Lato" w:hAnsi="Lato" w:cs="Lato"/>
+          <w:b/>
+          <w:bCs/>
+          <w:sz w:val="24"/>
+          <w:szCs w:val="24"/>
+        </w:rPr>
+        <w:t>(Possibly, ask the participants to complete a SUS-survey</w:t>
+      </w:r>
+      <w:r>
+        <w:rPr>
+          <w:rFonts w:ascii="Lato" w:hAnsi="Lato" w:cs="Lato"/>
+          <w:b/>
+          <w:bCs/>
+          <w:sz w:val="24"/>
+          <w:szCs w:val="24"/>
+        </w:rPr>
+        <w:t xml:space="preserve"> for quantitative data</w:t>
+      </w:r>
+      <w:r>
+        <w:rPr>
+          <w:rFonts w:ascii="Lato" w:hAnsi="Lato" w:cs="Lato"/>
+          <w:b/>
+          <w:bCs/>
+          <w:sz w:val="24"/>
+          <w:szCs w:val="24"/>
+        </w:rPr>
+        <w:t>)</w:t>
+      </w:r>
+    </w:p>
+    <w:p/>
     <w:p>
       <w:pPr>
         <w:rPr>
@@ -756,9 +2189,9 @@
 <file path=word/numbering.xml><?xml version="1.0" encoding="utf-8"?>
 <w:numbering xmlns:wpc="http://schemas.microsoft.com/office/word/2010/wordprocessingCanvas" xmlns:cx="http://schemas.microsoft.com/office/drawing/2014/chartex" xmlns:cx1="http://schemas.microsoft.com/office/drawing/2015/9/8/chartex" xmlns:cx2="http://schemas.microsoft.com/office/drawing/2015/10/21/chartex" xmlns:cx3="http://schemas.microsoft.com/office/drawing/2016/5/9/chartex" xmlns:cx4="http://schemas.microsoft.com/office/drawing/2016/5/10/chartex" xmlns:cx5="http://schemas.microsoft.com/office/drawing/2016/5/11/chartex" xmlns:cx6="http://schemas.microsoft.com/office/drawing/2016/5/12/chartex" xmlns:cx7="http://schemas.microsoft.com/office/drawing/2016/5/13/chartex" xmlns:cx8="http://schemas.microsoft.com/office/drawing/2016/5/14/chartex" xmlns:mc="http://schemas.openxmlformats.org/markup-compatibility/2006" xmlns:aink="http://schemas.microsoft.com/office/drawing/2016/ink" xmlns:am3d="http://schemas.microsoft.com/office/drawing/2017/model3d" xmlns:o="urn:schemas-microsoft-com:office:office" xmlns:oel="http://schemas.microsoft.com/office/2019/extlst" xmlns:r="http://schemas.openxmlformats.org/officeDocument/2006/relationships" xmlns:m="http://schemas.openxmlformats.org/officeDocument/2006/math" xmlns:v="urn:schemas-microsoft-com:vml" xmlns:wp14="http://schemas.microsoft.com/office/word/2010/wordprocessingDrawing" xmlns:wp="http://schemas.openxmlformats.org/drawingml/2006/wordprocessingDrawing" xmlns:w10="urn:schemas-microsoft-com:office:word" xmlns:w="http://schemas.openxmlformats.org/wordprocessingml/2006/main" xmlns:w14="http://schemas.microsoft.com/office/word/2010/wordml" xmlns:w15="http://schemas.microsoft.com/office/word/2012/wordml" xmlns:w16cei="http://schemas.microsoft.com/office/word/2026/wordml/cei" xmlns:w16cex="http://schemas.microsoft.com/office/word/2018/wordml/cex" xmlns:w16cid="http://schemas.microsoft.com/office/word/2016/wordml/cid" xmlns:w16="http://schemas.microsoft.com/office/word/2018/wordml" xmlns:w16du="http://schemas.microsoft.com/office/word/2023/wordml/word16du" xmlns:w16sdtdh="http://schemas.microsoft.com/office/word/2020/wordml/sdtdatahash" xmlns:w16sdtfl="http://schemas.microsoft.com/office/word/2024/wordml/sdtformatlock" xmlns:w16se="http://schemas.microsoft.com/office/word/2015/wordml/symex" xmlns:wpg="http://schemas.microsoft.com/office/word/2010/wordprocessingGroup" xmlns:wpi="http://schemas.microsoft.com/office/word/2010/wordprocessingInk" xmlns:wne="http://schemas.microsoft.com/office/word/2006/wordml" xmlns:wps="http://schemas.microsoft.com/office/word/2010/wordprocessingShape" mc:Ignorable="w14 w15 w16se w16cid w16 w16cex w16sdtdh w16sdtfl w16du wp14">
   <w:abstractNum w:abstractNumId="0" w15:restartNumberingAfterBreak="0">
-    <w:nsid w:val="670F6926"/>
+    <w:nsid w:val="3C595817"/>
     <w:multiLevelType w:val="hybridMultilevel"/>
-    <w:tmpl w:val="97DA355A"/>
+    <w:tmpl w:val="0770CC6C"/>
     <w:lvl w:ilvl="0" w:tplc="041D000F">
       <w:start w:val="1"/>
       <w:numFmt w:val="decimal"/>
@@ -780,7 +2213,7 @@
         <w:ind w:left="1440" w:hanging="360"/>
       </w:pPr>
     </w:lvl>
-    <w:lvl w:ilvl="2" w:tplc="041D001B" w:tentative="1">
+    <w:lvl w:ilvl="2" w:tplc="041D001B">
       <w:start w:val="1"/>
       <w:numFmt w:val="lowerRoman"/>
       <w:lvlText w:val="%3."/>
@@ -844,7 +2277,99 @@
       </w:pPr>
     </w:lvl>
   </w:abstractNum>
+  <w:abstractNum w:abstractNumId="1" w15:restartNumberingAfterBreak="0">
+    <w:nsid w:val="670F6926"/>
+    <w:multiLevelType w:val="hybridMultilevel"/>
+    <w:tmpl w:val="97DA355A"/>
+    <w:lvl w:ilvl="0" w:tplc="041D000F">
+      <w:start w:val="1"/>
+      <w:numFmt w:val="decimal"/>
+      <w:lvlText w:val="%1."/>
+      <w:lvlJc w:val="left"/>
+      <w:pPr>
+        <w:ind w:left="720" w:hanging="360"/>
+      </w:pPr>
+      <w:rPr>
+        <w:rFonts w:hint="default"/>
+      </w:rPr>
+    </w:lvl>
+    <w:lvl w:ilvl="1" w:tplc="041D0019">
+      <w:start w:val="1"/>
+      <w:numFmt w:val="lowerLetter"/>
+      <w:lvlText w:val="%2."/>
+      <w:lvlJc w:val="left"/>
+      <w:pPr>
+        <w:ind w:left="1440" w:hanging="360"/>
+      </w:pPr>
+    </w:lvl>
+    <w:lvl w:ilvl="2" w:tplc="041D001B" w:tentative="1">
+      <w:start w:val="1"/>
+      <w:numFmt w:val="lowerRoman"/>
+      <w:lvlText w:val="%3."/>
+      <w:lvlJc w:val="right"/>
+      <w:pPr>
+        <w:ind w:left="2160" w:hanging="180"/>
+      </w:pPr>
+    </w:lvl>
+    <w:lvl w:ilvl="3" w:tplc="041D000F" w:tentative="1">
+      <w:start w:val="1"/>
+      <w:numFmt w:val="decimal"/>
+      <w:lvlText w:val="%4."/>
+      <w:lvlJc w:val="left"/>
+      <w:pPr>
+        <w:ind w:left="2880" w:hanging="360"/>
+      </w:pPr>
+    </w:lvl>
+    <w:lvl w:ilvl="4" w:tplc="041D0019" w:tentative="1">
+      <w:start w:val="1"/>
+      <w:numFmt w:val="lowerLetter"/>
+      <w:lvlText w:val="%5."/>
+      <w:lvlJc w:val="left"/>
+      <w:pPr>
+        <w:ind w:left="3600" w:hanging="360"/>
+      </w:pPr>
+    </w:lvl>
+    <w:lvl w:ilvl="5" w:tplc="041D001B" w:tentative="1">
+      <w:start w:val="1"/>
+      <w:numFmt w:val="lowerRoman"/>
+      <w:lvlText w:val="%6."/>
+      <w:lvlJc w:val="right"/>
+      <w:pPr>
+        <w:ind w:left="4320" w:hanging="180"/>
+      </w:pPr>
+    </w:lvl>
+    <w:lvl w:ilvl="6" w:tplc="041D000F" w:tentative="1">
+      <w:start w:val="1"/>
+      <w:numFmt w:val="decimal"/>
+      <w:lvlText w:val="%7."/>
+      <w:lvlJc w:val="left"/>
+      <w:pPr>
+        <w:ind w:left="5040" w:hanging="360"/>
+      </w:pPr>
+    </w:lvl>
+    <w:lvl w:ilvl="7" w:tplc="041D0019" w:tentative="1">
+      <w:start w:val="1"/>
+      <w:numFmt w:val="lowerLetter"/>
+      <w:lvlText w:val="%8."/>
+      <w:lvlJc w:val="left"/>
+      <w:pPr>
+        <w:ind w:left="5760" w:hanging="360"/>
+      </w:pPr>
+    </w:lvl>
+    <w:lvl w:ilvl="8" w:tplc="041D001B" w:tentative="1">
+      <w:start w:val="1"/>
+      <w:numFmt w:val="lowerRoman"/>
+      <w:lvlText w:val="%9."/>
+      <w:lvlJc w:val="right"/>
+      <w:pPr>
+        <w:ind w:left="6480" w:hanging="180"/>
+      </w:pPr>
+    </w:lvl>
+  </w:abstractNum>
   <w:num w:numId="1" w16cid:durableId="215707196">
+    <w:abstractNumId w:val="1"/>
+  </w:num>
+  <w:num w:numId="2" w16cid:durableId="925774053">
     <w:abstractNumId w:val="0"/>
   </w:num>
 </w:numbering>
@@ -1457,7 +2982,6 @@
   <w:style w:type="character" w:default="1" w:styleId="Standardstycketeckensnitt">
     <w:name w:val="Default Paragraph Font"/>
     <w:uiPriority w:val="1"/>
-    <w:semiHidden/>
     <w:unhideWhenUsed/>
   </w:style>
   <w:style w:type="table" w:default="1" w:styleId="Normaltabell">
